--- a/build/es_electric_series_parallel_calc.docx
+++ b/build/es_electric_series_parallel_calc.docx
@@ -7,7 +7,7 @@
         <w:pStyle w:val="Heading1"/>
       </w:pPr>
       <w:r>
-        <w:t>Electricity. Calcular serie, paralelo, mixto.</w:t>
+        <w:t>Electricidad. Calcular serie, paralelo, mixto.</w:t>
       </w:r>
     </w:p>
     <w:p>
@@ -64,6 +64,26 @@
       <w:r>
         <w:t>a)</w:t>
         <w:tab/>
+        <w:t>1V</w:t>
+      </w:r>
+    </w:p>
+    <w:p>
+      <w:pPr>
+        <w:pStyle w:val="Choice"/>
+      </w:pPr>
+      <w:r>
+        <w:t>b)</w:t>
+        <w:tab/>
+        <w:t>0,75V</w:t>
+      </w:r>
+    </w:p>
+    <w:p>
+      <w:pPr>
+        <w:pStyle w:val="Choice"/>
+      </w:pPr>
+      <w:r>
+        <w:t>c)</w:t>
+        <w:tab/>
         <w:t>1,5V</w:t>
       </w:r>
     </w:p>
@@ -72,29 +92,9 @@
         <w:pStyle w:val="Choice"/>
       </w:pPr>
       <w:r>
-        <w:t>b)</w:t>
-        <w:tab/>
-        <w:t>1V</w:t>
-      </w:r>
-    </w:p>
-    <w:p>
-      <w:pPr>
-        <w:pStyle w:val="Choice"/>
-      </w:pPr>
-      <w:r>
-        <w:t>c)</w:t>
+        <w:t>d)</w:t>
         <w:tab/>
         <w:t>3V</w:t>
-      </w:r>
-    </w:p>
-    <w:p>
-      <w:pPr>
-        <w:pStyle w:val="Choice"/>
-      </w:pPr>
-      <w:r>
-        <w:t>d)</w:t>
-        <w:tab/>
-        <w:t>0,75V</w:t>
       </w:r>
     </w:p>
     <w:p>
@@ -151,7 +151,7 @@
       <w:r>
         <w:t>a)</w:t>
         <w:tab/>
-        <w:t>4Ω</w:t>
+        <w:t>2Ω</w:t>
       </w:r>
     </w:p>
     <w:p>
@@ -181,7 +181,7 @@
       <w:r>
         <w:t>d)</w:t>
         <w:tab/>
-        <w:t>2Ω</w:t>
+        <w:t>4Ω</w:t>
       </w:r>
     </w:p>
     <w:p>
@@ -248,6 +248,16 @@
       <w:r>
         <w:t>b)</w:t>
         <w:tab/>
+        <w:t>8V</w:t>
+      </w:r>
+    </w:p>
+    <w:p>
+      <w:pPr>
+        <w:pStyle w:val="Choice"/>
+      </w:pPr>
+      <w:r>
+        <w:t>c)</w:t>
+        <w:tab/>
         <w:t>6V</w:t>
       </w:r>
     </w:p>
@@ -256,19 +266,9 @@
         <w:pStyle w:val="Choice"/>
       </w:pPr>
       <w:r>
-        <w:t>c)</w:t>
+        <w:t>d)</w:t>
         <w:tab/>
         <w:t>2V</w:t>
-      </w:r>
-    </w:p>
-    <w:p>
-      <w:pPr>
-        <w:pStyle w:val="Choice"/>
-      </w:pPr>
-      <w:r>
-        <w:t>d)</w:t>
-        <w:tab/>
-        <w:t>8V</w:t>
       </w:r>
     </w:p>
     <w:p>
@@ -325,7 +325,7 @@
       <w:r>
         <w:t>a)</w:t>
         <w:tab/>
-        <w:t>2V</w:t>
+        <w:t>6V</w:t>
       </w:r>
     </w:p>
     <w:p>
@@ -345,7 +345,7 @@
       <w:r>
         <w:t>c)</w:t>
         <w:tab/>
-        <w:t>2/3V</w:t>
+        <w:t>2V</w:t>
       </w:r>
     </w:p>
     <w:p>
@@ -355,7 +355,7 @@
       <w:r>
         <w:t>d)</w:t>
         <w:tab/>
-        <w:t>6V</w:t>
+        <w:t>2/3V</w:t>
       </w:r>
     </w:p>
     <w:p>
@@ -412,7 +412,7 @@
       <w:r>
         <w:t>a)</w:t>
         <w:tab/>
-        <w:t>12Ω</w:t>
+        <w:t>7Ω</w:t>
       </w:r>
     </w:p>
     <w:p>
@@ -421,6 +421,16 @@
       </w:pPr>
       <w:r>
         <w:t>b)</w:t>
+        <w:tab/>
+        <w:t>8/6Ω</w:t>
+      </w:r>
+    </w:p>
+    <w:p>
+      <w:pPr>
+        <w:pStyle w:val="Choice"/>
+      </w:pPr>
+      <w:r>
+        <w:t>c)</w:t>
         <w:tab/>
         <w:t>6/8Ω</w:t>
       </w:r>
@@ -430,19 +440,9 @@
         <w:pStyle w:val="Choice"/>
       </w:pPr>
       <w:r>
-        <w:t>c)</w:t>
-        <w:tab/>
-        <w:t>7Ω</w:t>
-      </w:r>
-    </w:p>
-    <w:p>
-      <w:pPr>
-        <w:pStyle w:val="Choice"/>
-      </w:pPr>
-      <w:r>
         <w:t>d)</w:t>
         <w:tab/>
-        <w:t>8/6Ω</w:t>
+        <w:t>12Ω</w:t>
       </w:r>
     </w:p>
     <w:p>
@@ -499,16 +499,6 @@
       <w:r>
         <w:t>a)</w:t>
         <w:tab/>
-        <w:t>2Ω</w:t>
-      </w:r>
-    </w:p>
-    <w:p>
-      <w:pPr>
-        <w:pStyle w:val="Choice"/>
-      </w:pPr>
-      <w:r>
-        <w:t>b)</w:t>
-        <w:tab/>
         <w:t>18Ω</w:t>
       </w:r>
     </w:p>
@@ -517,9 +507,19 @@
         <w:pStyle w:val="Choice"/>
       </w:pPr>
       <w:r>
+        <w:t>b)</w:t>
+        <w:tab/>
+        <w:t>3/6Ω</w:t>
+      </w:r>
+    </w:p>
+    <w:p>
+      <w:pPr>
+        <w:pStyle w:val="Choice"/>
+      </w:pPr>
+      <w:r>
         <w:t>c)</w:t>
         <w:tab/>
-        <w:t>3/6Ω</w:t>
+        <w:t>2Ω</w:t>
       </w:r>
     </w:p>
     <w:p>
@@ -596,7 +596,7 @@
       <w:r>
         <w:t>b)</w:t>
         <w:tab/>
-        <w:t>8/3Ω</w:t>
+        <w:t>5/4Ω</w:t>
       </w:r>
     </w:p>
     <w:p>
@@ -616,7 +616,7 @@
       <w:r>
         <w:t>d)</w:t>
         <w:tab/>
-        <w:t>5/4Ω</w:t>
+        <w:t>8/3Ω</w:t>
       </w:r>
     </w:p>
     <w:p>
@@ -673,16 +673,6 @@
       <w:r>
         <w:t>a)</w:t>
         <w:tab/>
-        <w:t>2Ω</w:t>
-      </w:r>
-    </w:p>
-    <w:p>
-      <w:pPr>
-        <w:pStyle w:val="Choice"/>
-      </w:pPr>
-      <w:r>
-        <w:t>b)</w:t>
-        <w:tab/>
         <w:t>9Ω</w:t>
       </w:r>
     </w:p>
@@ -691,7 +681,7 @@
         <w:pStyle w:val="Choice"/>
       </w:pPr>
       <w:r>
-        <w:t>c)</w:t>
+        <w:t>b)</w:t>
         <w:tab/>
         <w:t>3Ω</w:t>
       </w:r>
@@ -701,9 +691,19 @@
         <w:pStyle w:val="Choice"/>
       </w:pPr>
       <w:r>
+        <w:t>c)</w:t>
+        <w:tab/>
+        <w:t>0,5Ω</w:t>
+      </w:r>
+    </w:p>
+    <w:p>
+      <w:pPr>
+        <w:pStyle w:val="Choice"/>
+      </w:pPr>
+      <w:r>
         <w:t>d)</w:t>
         <w:tab/>
-        <w:t>0,5Ω</w:t>
+        <w:t>2Ω</w:t>
       </w:r>
     </w:p>
     <w:p>
@@ -760,6 +760,16 @@
       <w:r>
         <w:t>a)</w:t>
         <w:tab/>
+        <w:t>6Ω</w:t>
+      </w:r>
+    </w:p>
+    <w:p>
+      <w:pPr>
+        <w:pStyle w:val="Choice"/>
+      </w:pPr>
+      <w:r>
+        <w:t>b)</w:t>
+        <w:tab/>
         <w:t>5Ω</w:t>
       </w:r>
     </w:p>
@@ -768,9 +778,9 @@
         <w:pStyle w:val="Choice"/>
       </w:pPr>
       <w:r>
-        <w:t>b)</w:t>
+        <w:t>c)</w:t>
         <w:tab/>
-        <w:t>8Ω</w:t>
+        <w:t>4Ω</w:t>
       </w:r>
     </w:p>
     <w:p>
@@ -778,19 +788,9 @@
         <w:pStyle w:val="Choice"/>
       </w:pPr>
       <w:r>
-        <w:t>c)</w:t>
-        <w:tab/>
-        <w:t>6Ω</w:t>
-      </w:r>
-    </w:p>
-    <w:p>
-      <w:pPr>
-        <w:pStyle w:val="Choice"/>
-      </w:pPr>
-      <w:r>
         <w:t>d)</w:t>
         <w:tab/>
-        <w:t>4Ω</w:t>
+        <w:t>8Ω</w:t>
       </w:r>
     </w:p>
     <w:p>
@@ -847,7 +847,7 @@
       <w:r>
         <w:t>a)</w:t>
         <w:tab/>
-        <w:t>13Ω</w:t>
+        <w:t>4,5Ω</w:t>
       </w:r>
     </w:p>
     <w:p>
@@ -856,16 +856,6 @@
       </w:pPr>
       <w:r>
         <w:t>b)</w:t>
-        <w:tab/>
-        <w:t>6Ω</w:t>
-      </w:r>
-    </w:p>
-    <w:p>
-      <w:pPr>
-        <w:pStyle w:val="Choice"/>
-      </w:pPr>
-      <w:r>
-        <w:t>c)</w:t>
         <w:tab/>
         <w:t>3Ω</w:t>
       </w:r>
@@ -875,9 +865,19 @@
         <w:pStyle w:val="Choice"/>
       </w:pPr>
       <w:r>
+        <w:t>c)</w:t>
+        <w:tab/>
+        <w:t>13Ω</w:t>
+      </w:r>
+    </w:p>
+    <w:p>
+      <w:pPr>
+        <w:pStyle w:val="Choice"/>
+      </w:pPr>
+      <w:r>
         <w:t>d)</w:t>
         <w:tab/>
-        <w:t>4,5Ω</w:t>
+        <w:t>6Ω</w:t>
       </w:r>
     </w:p>
     <w:p>
@@ -934,7 +934,7 @@
       <w:r>
         <w:t>a)</w:t>
         <w:tab/>
-        <w:t>1,2Ω</w:t>
+        <w:t>20 Ω</w:t>
       </w:r>
     </w:p>
     <w:p>
@@ -964,7 +964,7 @@
       <w:r>
         <w:t>d)</w:t>
         <w:tab/>
-        <w:t>20 Ω</w:t>
+        <w:t>1,2Ω</w:t>
       </w:r>
     </w:p>
     <w:p>
@@ -1021,7 +1021,7 @@
       <w:r>
         <w:t>a)</w:t>
         <w:tab/>
-        <w:t>Las dos resistencias están sometidas al mismo voltaje</w:t>
+        <w:t>Por las dos resistencias pasará siempre la misma intensidad</w:t>
       </w:r>
     </w:p>
     <w:p>
@@ -1031,7 +1031,7 @@
       <w:r>
         <w:t>b)</w:t>
         <w:tab/>
-        <w:t>Por las dos resistencias pasará siempre la misma intensidad</w:t>
+        <w:t>Si el interruptor cierra, pasará intensidad por las dos resistencias</w:t>
       </w:r>
     </w:p>
     <w:p>
@@ -1051,7 +1051,7 @@
       <w:r>
         <w:t>d)</w:t>
         <w:tab/>
-        <w:t>Si el interruptor cierra, pasará intensidad por las dos resistencias</w:t>
+        <w:t>Las dos resistencias están sometidas al mismo voltaje</w:t>
       </w:r>
     </w:p>
     <w:p>
@@ -1108,7 +1108,7 @@
       <w:r>
         <w:t>a)</w:t>
         <w:tab/>
-        <w:t>Las dos resistencias están sometidas al mismo voltaje</w:t>
+        <w:t>La intensidad que pasa por las dos resistencias es la misma</w:t>
       </w:r>
     </w:p>
     <w:p>
@@ -1117,6 +1117,16 @@
       </w:pPr>
       <w:r>
         <w:t>b)</w:t>
+        <w:tab/>
+        <w:t>La intensidad total del circuito será la suma de la intensidad por 'a' y la intensidad por - b-</w:t>
+      </w:r>
+    </w:p>
+    <w:p>
+      <w:pPr>
+        <w:pStyle w:val="Choice"/>
+      </w:pPr>
+      <w:r>
+        <w:t>c)</w:t>
         <w:tab/>
         <w:t>Si desconecto la resistencia 'a', seguirá pasando corriente por la - b-</w:t>
       </w:r>
@@ -1126,19 +1136,9 @@
         <w:pStyle w:val="Choice"/>
       </w:pPr>
       <w:r>
-        <w:t>c)</w:t>
-        <w:tab/>
-        <w:t>La intensidad que pasa por las dos resistencias es la misma</w:t>
-      </w:r>
-    </w:p>
-    <w:p>
-      <w:pPr>
-        <w:pStyle w:val="Choice"/>
-      </w:pPr>
-      <w:r>
         <w:t>d)</w:t>
         <w:tab/>
-        <w:t>La intensidad total del circuito será la suma de la intensidad por 'a' y la intensidad por - b-</w:t>
+        <w:t>Las dos resistencias están sometidas al mismo voltaje</w:t>
       </w:r>
     </w:p>
     <w:p>
@@ -1205,16 +1205,6 @@
       <w:r>
         <w:t>b)</w:t>
         <w:tab/>
-        <w:t>Pasará la mitad de intensidad que por la resistencia 'b'</w:t>
-      </w:r>
-    </w:p>
-    <w:p>
-      <w:pPr>
-        <w:pStyle w:val="Choice"/>
-      </w:pPr>
-      <w:r>
-        <w:t>c)</w:t>
-        <w:tab/>
         <w:t>Pasará el doble de intensidad que por la resistencia 'b'</w:t>
       </w:r>
     </w:p>
@@ -1223,9 +1213,19 @@
         <w:pStyle w:val="Choice"/>
       </w:pPr>
       <w:r>
+        <w:t>c)</w:t>
+        <w:tab/>
+        <w:t>Por ella pasará la mitad de la intensidad total del circuito</w:t>
+      </w:r>
+    </w:p>
+    <w:p>
+      <w:pPr>
+        <w:pStyle w:val="Choice"/>
+      </w:pPr>
+      <w:r>
         <w:t>d)</w:t>
         <w:tab/>
-        <w:t>Por ella pasará la mitad de la intensidad total del circuito</w:t>
+        <w:t>Pasará la mitad de intensidad que por la resistencia 'b'</w:t>
       </w:r>
     </w:p>
     <w:p>
@@ -1282,7 +1282,7 @@
       <w:r>
         <w:t>a)</w:t>
         <w:tab/>
-        <w:t>Por la R1</w:t>
+        <w:t>Por todas pasará la misma</w:t>
       </w:r>
     </w:p>
     <w:p>
@@ -1291,6 +1291,16 @@
       </w:pPr>
       <w:r>
         <w:t>b)</w:t>
+        <w:tab/>
+        <w:t>Por la R2</w:t>
+      </w:r>
+    </w:p>
+    <w:p>
+      <w:pPr>
+        <w:pStyle w:val="Choice"/>
+      </w:pPr>
+      <w:r>
+        <w:t>c)</w:t>
         <w:tab/>
         <w:t>Por la R3</w:t>
       </w:r>
@@ -1300,19 +1310,9 @@
         <w:pStyle w:val="Choice"/>
       </w:pPr>
       <w:r>
-        <w:t>c)</w:t>
-        <w:tab/>
-        <w:t>Por todas pasará la misma</w:t>
-      </w:r>
-    </w:p>
-    <w:p>
-      <w:pPr>
-        <w:pStyle w:val="Choice"/>
-      </w:pPr>
-      <w:r>
         <w:t>d)</w:t>
         <w:tab/>
-        <w:t>Por la R2</w:t>
+        <w:t>Por la R1</w:t>
       </w:r>
     </w:p>
     <w:p>
@@ -1456,7 +1456,7 @@
       <w:r>
         <w:t>a)</w:t>
         <w:tab/>
-        <w:t>La intensidad total del circuito disminuirá</w:t>
+        <w:t>El voltaje al que está sometida R1 disminuirá</w:t>
       </w:r>
     </w:p>
     <w:p>
@@ -1476,7 +1476,7 @@
       <w:r>
         <w:t>c)</w:t>
         <w:tab/>
-        <w:t>El voltaje al que está sometida R1 disminuirá</w:t>
+        <w:t>La intensidad total del circuito aumentará</w:t>
       </w:r>
     </w:p>
     <w:p>
@@ -1486,7 +1486,7 @@
       <w:r>
         <w:t>d)</w:t>
         <w:tab/>
-        <w:t>La intensidad total del circuito aumentará</w:t>
+        <w:t>La intensidad total del circuito disminuirá</w:t>
       </w:r>
     </w:p>
     <w:p>
@@ -1543,7 +1543,7 @@
       <w:r>
         <w:t>a)</w:t>
         <w:tab/>
-        <w:t>Por R2 pasará la misma intensidad que por R1</w:t>
+        <w:t>El voltaje de R1 será la mitad que antes</w:t>
       </w:r>
     </w:p>
     <w:p>
@@ -1553,7 +1553,7 @@
       <w:r>
         <w:t>b)</w:t>
         <w:tab/>
-        <w:t>El voltaje de R1 será la mitad que antes</w:t>
+        <w:t>Por R2 pasará la misma intensidad que por R1</w:t>
       </w:r>
     </w:p>
     <w:p>
@@ -1630,6 +1630,16 @@
       <w:r>
         <w:t>a)</w:t>
         <w:tab/>
+        <w:t>La intensidad total disminuirá</w:t>
+      </w:r>
+    </w:p>
+    <w:p>
+      <w:pPr>
+        <w:pStyle w:val="Choice"/>
+      </w:pPr>
+      <w:r>
+        <w:t>b)</w:t>
+        <w:tab/>
         <w:t>El voltaje de R1 será el mismo que el de R2</w:t>
       </w:r>
     </w:p>
@@ -1638,19 +1648,9 @@
         <w:pStyle w:val="Choice"/>
       </w:pPr>
       <w:r>
-        <w:t>b)</w:t>
+        <w:t>c)</w:t>
         <w:tab/>
         <w:t>La intensidad que pasa por R1 no variará</w:t>
-      </w:r>
-    </w:p>
-    <w:p>
-      <w:pPr>
-        <w:pStyle w:val="Choice"/>
-      </w:pPr>
-      <w:r>
-        <w:t>c)</w:t>
-        <w:tab/>
-        <w:t>La intensidad total disminuirá</w:t>
       </w:r>
     </w:p>
     <w:p>

--- a/build/es_electric_series_parallel_calc.docx
+++ b/build/es_electric_series_parallel_calc.docx
@@ -64,7 +64,7 @@
       <w:r>
         <w:t>a)</w:t>
         <w:tab/>
-        <w:t>1V</w:t>
+        <w:t>1,5V</w:t>
       </w:r>
     </w:p>
     <w:p>
@@ -73,6 +73,16 @@
       </w:pPr>
       <w:r>
         <w:t>b)</w:t>
+        <w:tab/>
+        <w:t>3V</w:t>
+      </w:r>
+    </w:p>
+    <w:p>
+      <w:pPr>
+        <w:pStyle w:val="Choice"/>
+      </w:pPr>
+      <w:r>
+        <w:t>c)</w:t>
         <w:tab/>
         <w:t>0,75V</w:t>
       </w:r>
@@ -82,27 +92,17 @@
         <w:pStyle w:val="Choice"/>
       </w:pPr>
       <w:r>
-        <w:t>c)</w:t>
+        <w:t>d)</w:t>
         <w:tab/>
-        <w:t>1,5V</w:t>
+        <w:t>0V</w:t>
       </w:r>
     </w:p>
     <w:p>
       <w:pPr>
-        <w:pStyle w:val="Choice"/>
+        <w:pStyle w:val="ListNumber"/>
       </w:pPr>
       <w:r>
-        <w:t>d)</w:t>
-        <w:tab/>
-        <w:t>3V</w:t>
-      </w:r>
-    </w:p>
-    <w:p>
-      <w:pPr>
-        <w:pStyle w:val="ListNumber"/>
-      </w:pPr>
-      <w:r>
-        <w:t>Si juntamos dos resistencias de 4Ω de este modo... ¿Cuál será su resistencia equivalente?</w:t>
+        <w:t>Si juntamos dos resistencias de 4Ω de este modo ¿Cuál será su resistencia equivalente?</w:t>
       </w:r>
     </w:p>
     <w:p>
@@ -151,6 +151,16 @@
       <w:r>
         <w:t>a)</w:t>
         <w:tab/>
+        <w:t>8Ω</w:t>
+      </w:r>
+    </w:p>
+    <w:p>
+      <w:pPr>
+        <w:pStyle w:val="Choice"/>
+      </w:pPr>
+      <w:r>
+        <w:t>b)</w:t>
+        <w:tab/>
         <w:t>2Ω</w:t>
       </w:r>
     </w:p>
@@ -159,9 +169,9 @@
         <w:pStyle w:val="Choice"/>
       </w:pPr>
       <w:r>
-        <w:t>b)</w:t>
+        <w:t>c)</w:t>
         <w:tab/>
-        <w:t>3Ω</w:t>
+        <w:t>4Ω</w:t>
       </w:r>
     </w:p>
     <w:p>
@@ -169,19 +179,9 @@
         <w:pStyle w:val="Choice"/>
       </w:pPr>
       <w:r>
-        <w:t>c)</w:t>
-        <w:tab/>
-        <w:t>8Ω</w:t>
-      </w:r>
-    </w:p>
-    <w:p>
-      <w:pPr>
-        <w:pStyle w:val="Choice"/>
-      </w:pPr>
-      <w:r>
         <w:t>d)</w:t>
         <w:tab/>
-        <w:t>4Ω</w:t>
+        <w:t>3Ω</w:t>
       </w:r>
     </w:p>
     <w:p>
@@ -248,7 +248,7 @@
       <w:r>
         <w:t>b)</w:t>
         <w:tab/>
-        <w:t>8V</w:t>
+        <w:t>2V</w:t>
       </w:r>
     </w:p>
     <w:p>
@@ -268,7 +268,7 @@
       <w:r>
         <w:t>d)</w:t>
         <w:tab/>
-        <w:t>2V</w:t>
+        <w:t>8V</w:t>
       </w:r>
     </w:p>
     <w:p>
@@ -325,7 +325,7 @@
       <w:r>
         <w:t>a)</w:t>
         <w:tab/>
-        <w:t>6V</w:t>
+        <w:t>8V</w:t>
       </w:r>
     </w:p>
     <w:p>
@@ -335,7 +335,7 @@
       <w:r>
         <w:t>b)</w:t>
         <w:tab/>
-        <w:t>8V</w:t>
+        <w:t>2/3V</w:t>
       </w:r>
     </w:p>
     <w:p>
@@ -355,7 +355,7 @@
       <w:r>
         <w:t>d)</w:t>
         <w:tab/>
-        <w:t>2/3V</w:t>
+        <w:t>6V</w:t>
       </w:r>
     </w:p>
     <w:p>
@@ -422,6 +422,16 @@
       <w:r>
         <w:t>b)</w:t>
         <w:tab/>
+        <w:t>12Ω</w:t>
+      </w:r>
+    </w:p>
+    <w:p>
+      <w:pPr>
+        <w:pStyle w:val="Choice"/>
+      </w:pPr>
+      <w:r>
+        <w:t>c)</w:t>
+        <w:tab/>
         <w:t>8/6Ω</w:t>
       </w:r>
     </w:p>
@@ -430,19 +440,9 @@
         <w:pStyle w:val="Choice"/>
       </w:pPr>
       <w:r>
-        <w:t>c)</w:t>
+        <w:t>d)</w:t>
         <w:tab/>
         <w:t>6/8Ω</w:t>
-      </w:r>
-    </w:p>
-    <w:p>
-      <w:pPr>
-        <w:pStyle w:val="Choice"/>
-      </w:pPr>
-      <w:r>
-        <w:t>d)</w:t>
-        <w:tab/>
-        <w:t>12Ω</w:t>
       </w:r>
     </w:p>
     <w:p>
@@ -499,7 +499,7 @@
       <w:r>
         <w:t>a)</w:t>
         <w:tab/>
-        <w:t>18Ω</w:t>
+        <w:t>2Ω</w:t>
       </w:r>
     </w:p>
     <w:p>
@@ -519,7 +519,7 @@
       <w:r>
         <w:t>c)</w:t>
         <w:tab/>
-        <w:t>2Ω</w:t>
+        <w:t>0,5Ω</w:t>
       </w:r>
     </w:p>
     <w:p>
@@ -529,7 +529,7 @@
       <w:r>
         <w:t>d)</w:t>
         <w:tab/>
-        <w:t>0,5Ω</w:t>
+        <w:t>18Ω</w:t>
       </w:r>
     </w:p>
     <w:p>
@@ -596,16 +596,6 @@
       <w:r>
         <w:t>b)</w:t>
         <w:tab/>
-        <w:t>5/4Ω</w:t>
-      </w:r>
-    </w:p>
-    <w:p>
-      <w:pPr>
-        <w:pStyle w:val="Choice"/>
-      </w:pPr>
-      <w:r>
-        <w:t>c)</w:t>
-        <w:tab/>
         <w:t>4/5Ω</w:t>
       </w:r>
     </w:p>
@@ -614,9 +604,19 @@
         <w:pStyle w:val="Choice"/>
       </w:pPr>
       <w:r>
+        <w:t>c)</w:t>
+        <w:tab/>
+        <w:t>8/3Ω</w:t>
+      </w:r>
+    </w:p>
+    <w:p>
+      <w:pPr>
+        <w:pStyle w:val="Choice"/>
+      </w:pPr>
+      <w:r>
         <w:t>d)</w:t>
         <w:tab/>
-        <w:t>8/3Ω</w:t>
+        <w:t>5/4Ω</w:t>
       </w:r>
     </w:p>
     <w:p>
@@ -673,16 +673,6 @@
       <w:r>
         <w:t>a)</w:t>
         <w:tab/>
-        <w:t>9Ω</w:t>
-      </w:r>
-    </w:p>
-    <w:p>
-      <w:pPr>
-        <w:pStyle w:val="Choice"/>
-      </w:pPr>
-      <w:r>
-        <w:t>b)</w:t>
-        <w:tab/>
         <w:t>3Ω</w:t>
       </w:r>
     </w:p>
@@ -691,9 +681,19 @@
         <w:pStyle w:val="Choice"/>
       </w:pPr>
       <w:r>
+        <w:t>b)</w:t>
+        <w:tab/>
+        <w:t>0,5Ω</w:t>
+      </w:r>
+    </w:p>
+    <w:p>
+      <w:pPr>
+        <w:pStyle w:val="Choice"/>
+      </w:pPr>
+      <w:r>
         <w:t>c)</w:t>
         <w:tab/>
-        <w:t>0,5Ω</w:t>
+        <w:t>9Ω</w:t>
       </w:r>
     </w:p>
     <w:p>
@@ -760,16 +760,6 @@
       <w:r>
         <w:t>a)</w:t>
         <w:tab/>
-        <w:t>6Ω</w:t>
-      </w:r>
-    </w:p>
-    <w:p>
-      <w:pPr>
-        <w:pStyle w:val="Choice"/>
-      </w:pPr>
-      <w:r>
-        <w:t>b)</w:t>
-        <w:tab/>
         <w:t>5Ω</w:t>
       </w:r>
     </w:p>
@@ -778,9 +768,19 @@
         <w:pStyle w:val="Choice"/>
       </w:pPr>
       <w:r>
+        <w:t>b)</w:t>
+        <w:tab/>
+        <w:t>4Ω</w:t>
+      </w:r>
+    </w:p>
+    <w:p>
+      <w:pPr>
+        <w:pStyle w:val="Choice"/>
+      </w:pPr>
+      <w:r>
         <w:t>c)</w:t>
         <w:tab/>
-        <w:t>4Ω</w:t>
+        <w:t>6Ω</w:t>
       </w:r>
     </w:p>
     <w:p>
@@ -867,7 +867,7 @@
       <w:r>
         <w:t>c)</w:t>
         <w:tab/>
-        <w:t>13Ω</w:t>
+        <w:t>6Ω</w:t>
       </w:r>
     </w:p>
     <w:p>
@@ -877,7 +877,7 @@
       <w:r>
         <w:t>d)</w:t>
         <w:tab/>
-        <w:t>6Ω</w:t>
+        <w:t>13Ω</w:t>
       </w:r>
     </w:p>
     <w:p>
@@ -934,7 +934,7 @@
       <w:r>
         <w:t>a)</w:t>
         <w:tab/>
-        <w:t>20 Ω</w:t>
+        <w:t>5Ω</w:t>
       </w:r>
     </w:p>
     <w:p>
@@ -954,7 +954,7 @@
       <w:r>
         <w:t>c)</w:t>
         <w:tab/>
-        <w:t>5Ω</w:t>
+        <w:t>1,2Ω</w:t>
       </w:r>
     </w:p>
     <w:p>
@@ -964,7 +964,7 @@
       <w:r>
         <w:t>d)</w:t>
         <w:tab/>
-        <w:t>1,2Ω</w:t>
+        <w:t>20 Ω</w:t>
       </w:r>
     </w:p>
     <w:p>
@@ -1031,7 +1031,7 @@
       <w:r>
         <w:t>b)</w:t>
         <w:tab/>
-        <w:t>Si el interruptor cierra, pasará intensidad por las dos resistencias</w:t>
+        <w:t>Si desconecto la resistencia R2 no pasará corriente por el circuito</w:t>
       </w:r>
     </w:p>
     <w:p>
@@ -1041,7 +1041,7 @@
       <w:r>
         <w:t>c)</w:t>
         <w:tab/>
-        <w:t>Si desconecto la resistencia R2 no pasará corriente por el circuito</w:t>
+        <w:t>Si el interruptor cierra, pasará intensidad por las dos resistencias</w:t>
       </w:r>
     </w:p>
     <w:p>
@@ -1078,11 +1078,11 @@
               <a:graphicData uri="http://schemas.openxmlformats.org/drawingml/2006/picture">
                 <pic:pic>
                   <pic:nvPicPr>
-                    <pic:cNvPr id="0" name="electric-circuit-10.png"/>
+                    <pic:cNvPr id="0" name="electric-circuit-23.png"/>
                     <pic:cNvPicPr/>
                   </pic:nvPicPr>
                   <pic:blipFill>
-                    <a:blip r:embed="rId10"/>
+                    <a:blip r:embed="rId20"/>
                     <a:stretch>
                       <a:fillRect/>
                     </a:stretch>
@@ -1108,6 +1108,26 @@
       <w:r>
         <w:t>a)</w:t>
         <w:tab/>
+        <w:t>Las dos resistencias están sometidas al mismo voltaje</w:t>
+      </w:r>
+    </w:p>
+    <w:p>
+      <w:pPr>
+        <w:pStyle w:val="Choice"/>
+      </w:pPr>
+      <w:r>
+        <w:t>b)</w:t>
+        <w:tab/>
+        <w:t>La intensidad total del circuito será la suma de la intensidad por R1 y la intensidad por R2</w:t>
+      </w:r>
+    </w:p>
+    <w:p>
+      <w:pPr>
+        <w:pStyle w:val="Choice"/>
+      </w:pPr>
+      <w:r>
+        <w:t>c)</w:t>
+        <w:tab/>
         <w:t>La intensidad que pasa por las dos resistencias es la misma</w:t>
       </w:r>
     </w:p>
@@ -1116,37 +1136,17 @@
         <w:pStyle w:val="Choice"/>
       </w:pPr>
       <w:r>
-        <w:t>b)</w:t>
+        <w:t>d)</w:t>
         <w:tab/>
-        <w:t>La intensidad total del circuito será la suma de la intensidad por 'a' y la intensidad por - b-</w:t>
+        <w:t>Si desconecto la resistencia R1, seguirá pasando corriente por la R2</w:t>
       </w:r>
     </w:p>
     <w:p>
       <w:pPr>
-        <w:pStyle w:val="Choice"/>
+        <w:pStyle w:val="ListNumber"/>
       </w:pPr>
       <w:r>
-        <w:t>c)</w:t>
-        <w:tab/>
-        <w:t>Si desconecto la resistencia 'a', seguirá pasando corriente por la - b-</w:t>
-      </w:r>
-    </w:p>
-    <w:p>
-      <w:pPr>
-        <w:pStyle w:val="Choice"/>
-      </w:pPr>
-      <w:r>
-        <w:t>d)</w:t>
-        <w:tab/>
-        <w:t>Las dos resistencias están sometidas al mismo voltaje</w:t>
-      </w:r>
-    </w:p>
-    <w:p>
-      <w:pPr>
-        <w:pStyle w:val="ListNumber"/>
-      </w:pPr>
-      <w:r>
-        <w:t>¿Qué será cierto para la intensidad que pasa por la resistencia 'a'?</w:t>
+        <w:t>¿Qué será cierto para la intensidad que pasa por la resistencia R1?</w:t>
       </w:r>
     </w:p>
     <w:p>
@@ -1165,11 +1165,11 @@
               <a:graphicData uri="http://schemas.openxmlformats.org/drawingml/2006/picture">
                 <pic:pic>
                   <pic:nvPicPr>
-                    <pic:cNvPr id="0" name="electric-circuit-10.png"/>
+                    <pic:cNvPr id="0" name="electric-circuit-23.png"/>
                     <pic:cNvPicPr/>
                   </pic:nvPicPr>
                   <pic:blipFill>
-                    <a:blip r:embed="rId10"/>
+                    <a:blip r:embed="rId20"/>
                     <a:stretch>
                       <a:fillRect/>
                     </a:stretch>
@@ -1195,26 +1195,6 @@
       <w:r>
         <w:t>a)</w:t>
         <w:tab/>
-        <w:t>Pasará la misma intensidad que por la resistencia 'b'</w:t>
-      </w:r>
-    </w:p>
-    <w:p>
-      <w:pPr>
-        <w:pStyle w:val="Choice"/>
-      </w:pPr>
-      <w:r>
-        <w:t>b)</w:t>
-        <w:tab/>
-        <w:t>Pasará el doble de intensidad que por la resistencia 'b'</w:t>
-      </w:r>
-    </w:p>
-    <w:p>
-      <w:pPr>
-        <w:pStyle w:val="Choice"/>
-      </w:pPr>
-      <w:r>
-        <w:t>c)</w:t>
-        <w:tab/>
         <w:t>Por ella pasará la mitad de la intensidad total del circuito</w:t>
       </w:r>
     </w:p>
@@ -1223,9 +1203,29 @@
         <w:pStyle w:val="Choice"/>
       </w:pPr>
       <w:r>
+        <w:t>b)</w:t>
+        <w:tab/>
+        <w:t>Pasará la misma intensidad que por la resistencia R2</w:t>
+      </w:r>
+    </w:p>
+    <w:p>
+      <w:pPr>
+        <w:pStyle w:val="Choice"/>
+      </w:pPr>
+      <w:r>
+        <w:t>c)</w:t>
+        <w:tab/>
+        <w:t>Pasará el doble de intensidad que por la resistencia R2</w:t>
+      </w:r>
+    </w:p>
+    <w:p>
+      <w:pPr>
+        <w:pStyle w:val="Choice"/>
+      </w:pPr>
+      <w:r>
         <w:t>d)</w:t>
         <w:tab/>
-        <w:t>Pasará la mitad de intensidad que por la resistencia 'b'</w:t>
+        <w:t>Pasará la mitad de intensidad que por la resistencia R2</w:t>
       </w:r>
     </w:p>
     <w:p>
@@ -1282,6 +1282,26 @@
       <w:r>
         <w:t>a)</w:t>
         <w:tab/>
+        <w:t>Por la R2</w:t>
+      </w:r>
+    </w:p>
+    <w:p>
+      <w:pPr>
+        <w:pStyle w:val="Choice"/>
+      </w:pPr>
+      <w:r>
+        <w:t>b)</w:t>
+        <w:tab/>
+        <w:t>Por la R1</w:t>
+      </w:r>
+    </w:p>
+    <w:p>
+      <w:pPr>
+        <w:pStyle w:val="Choice"/>
+      </w:pPr>
+      <w:r>
+        <w:t>c)</w:t>
+        <w:tab/>
         <w:t>Por todas pasará la misma</w:t>
       </w:r>
     </w:p>
@@ -1290,29 +1310,9 @@
         <w:pStyle w:val="Choice"/>
       </w:pPr>
       <w:r>
-        <w:t>b)</w:t>
-        <w:tab/>
-        <w:t>Por la R2</w:t>
-      </w:r>
-    </w:p>
-    <w:p>
-      <w:pPr>
-        <w:pStyle w:val="Choice"/>
-      </w:pPr>
-      <w:r>
-        <w:t>c)</w:t>
+        <w:t>d)</w:t>
         <w:tab/>
         <w:t>Por la R3</w:t>
-      </w:r>
-    </w:p>
-    <w:p>
-      <w:pPr>
-        <w:pStyle w:val="Choice"/>
-      </w:pPr>
-      <w:r>
-        <w:t>d)</w:t>
-        <w:tab/>
-        <w:t>Por la R1</w:t>
       </w:r>
     </w:p>
     <w:p>
@@ -1369,7 +1369,7 @@
       <w:r>
         <w:t>a)</w:t>
         <w:tab/>
-        <w:t>El voltaje al que están sometidas a las resistencias disminuirá respecto a cuando había dos</w:t>
+        <w:t>La intensidad total aumentará respecto a cuando había dos</w:t>
       </w:r>
     </w:p>
     <w:p>
@@ -1378,6 +1378,16 @@
       </w:pPr>
       <w:r>
         <w:t>b)</w:t>
+        <w:tab/>
+        <w:t>El voltaje al que están sometidas las resistencias aumentará respecto a cuando había dos</w:t>
+      </w:r>
+    </w:p>
+    <w:p>
+      <w:pPr>
+        <w:pStyle w:val="Choice"/>
+      </w:pPr>
+      <w:r>
+        <w:t>c)</w:t>
         <w:tab/>
         <w:t>La intensidad total disminuirá respecto a cuando había dos</w:t>
       </w:r>
@@ -1387,19 +1397,9 @@
         <w:pStyle w:val="Choice"/>
       </w:pPr>
       <w:r>
-        <w:t>c)</w:t>
-        <w:tab/>
-        <w:t>La intensidad total aumentará respecto a cuando había dos</w:t>
-      </w:r>
-    </w:p>
-    <w:p>
-      <w:pPr>
-        <w:pStyle w:val="Choice"/>
-      </w:pPr>
-      <w:r>
         <w:t>d)</w:t>
         <w:tab/>
-        <w:t>El voltaje al que están sometidas las resistencias aumentará respecto a cuando había dos</w:t>
+        <w:t>El voltaje al que están sometidas a las resistencias disminuirá respecto a cuando había dos</w:t>
       </w:r>
     </w:p>
     <w:p>
@@ -1466,7 +1466,7 @@
       <w:r>
         <w:t>b)</w:t>
         <w:tab/>
-        <w:t>La intensidad total del circuito no variará</w:t>
+        <w:t>La intensidad total del circuito aumentará</w:t>
       </w:r>
     </w:p>
     <w:p>
@@ -1476,7 +1476,7 @@
       <w:r>
         <w:t>c)</w:t>
         <w:tab/>
-        <w:t>La intensidad total del circuito aumentará</w:t>
+        <w:t>La intensidad total del circuito no variará</w:t>
       </w:r>
     </w:p>
     <w:p>
@@ -1494,7 +1494,7 @@
         <w:pStyle w:val="ListNumber"/>
       </w:pPr>
       <w:r>
-        <w:t>¿Qué pasará cuando conectemos la resistencia en verde?</w:t>
+        <w:t>¿Qué pasará cuando conectemos el interruptor S1?</w:t>
       </w:r>
     </w:p>
     <w:p>
@@ -1543,16 +1543,6 @@
       <w:r>
         <w:t>a)</w:t>
         <w:tab/>
-        <w:t>El voltaje de R1 será la mitad que antes</w:t>
-      </w:r>
-    </w:p>
-    <w:p>
-      <w:pPr>
-        <w:pStyle w:val="Choice"/>
-      </w:pPr>
-      <w:r>
-        <w:t>b)</w:t>
-        <w:tab/>
         <w:t>Por R2 pasará la misma intensidad que por R1</w:t>
       </w:r>
     </w:p>
@@ -1561,7 +1551,7 @@
         <w:pStyle w:val="Choice"/>
       </w:pPr>
       <w:r>
-        <w:t>c)</w:t>
+        <w:t>b)</w:t>
         <w:tab/>
         <w:t>La resistencia equivalente en el circuito será de 4Ω</w:t>
       </w:r>
@@ -1571,9 +1561,19 @@
         <w:pStyle w:val="Choice"/>
       </w:pPr>
       <w:r>
+        <w:t>c)</w:t>
+        <w:tab/>
+        <w:t>La intensidad total del circuito no variará</w:t>
+      </w:r>
+    </w:p>
+    <w:p>
+      <w:pPr>
+        <w:pStyle w:val="Choice"/>
+      </w:pPr>
+      <w:r>
         <w:t>d)</w:t>
         <w:tab/>
-        <w:t>La intensidad total del circuito no variará</w:t>
+        <w:t>El voltaje de R1 será la mitad que antes</w:t>
       </w:r>
     </w:p>
     <w:p>
@@ -1630,7 +1630,7 @@
       <w:r>
         <w:t>a)</w:t>
         <w:tab/>
-        <w:t>La intensidad total disminuirá</w:t>
+        <w:t>La intensidad que pasa por R1 no variará</w:t>
       </w:r>
     </w:p>
     <w:p>
@@ -1650,7 +1650,7 @@
       <w:r>
         <w:t>c)</w:t>
         <w:tab/>
-        <w:t>La intensidad que pasa por R1 no variará</w:t>
+        <w:t>Por R1 pasará una intensidad igual a la que pasa por R2</w:t>
       </w:r>
     </w:p>
     <w:p>
@@ -1660,7 +1660,7 @@
       <w:r>
         <w:t>d)</w:t>
         <w:tab/>
-        <w:t>Por R1 pasará una intensidad igual a la que pasa por R2</w:t>
+        <w:t>La intensidad total disminuirá</w:t>
       </w:r>
     </w:p>
     <w:sectPr>

--- a/build/es_electric_series_parallel_calc.docx
+++ b/build/es_electric_series_parallel_calc.docx
@@ -1021,16 +1021,6 @@
       <w:r>
         <w:t>a)</w:t>
         <w:tab/>
-        <w:t>Por las dos resistencias pasará siempre la misma intensidad</w:t>
-      </w:r>
-    </w:p>
-    <w:p>
-      <w:pPr>
-        <w:pStyle w:val="Choice"/>
-      </w:pPr>
-      <w:r>
-        <w:t>b)</w:t>
-        <w:tab/>
         <w:t>Si desconecto la resistencia R2 no pasará corriente por el circuito</w:t>
       </w:r>
     </w:p>
@@ -1039,9 +1029,19 @@
         <w:pStyle w:val="Choice"/>
       </w:pPr>
       <w:r>
+        <w:t>b)</w:t>
+        <w:tab/>
+        <w:t>Si desconecto la resistencia R1 no pasará corriente por el circuito</w:t>
+      </w:r>
+    </w:p>
+    <w:p>
+      <w:pPr>
+        <w:pStyle w:val="Choice"/>
+      </w:pPr>
+      <w:r>
         <w:t>c)</w:t>
         <w:tab/>
-        <w:t>Si el interruptor cierra, pasará intensidad por las dos resistencias</w:t>
+        <w:t>Por las dos resistencias pasará siempre la misma intensidad</w:t>
       </w:r>
     </w:p>
     <w:p>
@@ -1233,7 +1233,7 @@
         <w:pStyle w:val="ListNumber"/>
       </w:pPr>
       <w:r>
-        <w:t>¿Por qué resistencia pasará más intensidad?</w:t>
+        <w:t>¿Por cuál de las tres resistencias pasará más intensidad?</w:t>
       </w:r>
     </w:p>
     <w:p>
@@ -1369,7 +1369,7 @@
       <w:r>
         <w:t>a)</w:t>
         <w:tab/>
-        <w:t>La intensidad total aumentará respecto a cuando había dos</w:t>
+        <w:t>La intensidad total aumentará respecto a cuando había dos resistencias</w:t>
       </w:r>
     </w:p>
     <w:p>
@@ -1389,7 +1389,7 @@
       <w:r>
         <w:t>c)</w:t>
         <w:tab/>
-        <w:t>La intensidad total disminuirá respecto a cuando había dos</w:t>
+        <w:t>La intensidad total disminuirá respecto a cuando había dos resistencias</w:t>
       </w:r>
     </w:p>
     <w:p>
